--- a/Course/7 Weekly Plan - Homework and Consolidation (Year 12)/Week 04 (21 Sep) - 1.1.3 IO and storage + 2.1.1 (KA1 feedback)/1 Homework 2.1.1 (typeable).docx
+++ b/Course/7 Weekly Plan - Homework and Consolidation (Year 12)/Week 04 (21 Sep) - 1.1.3 IO and storage + 2.1.1 (KA1 feedback)/1 Homework 2.1.1 (typeable).docx
@@ -132,30 +132,32 @@
         <w:t>(AO2)</w:t>
       </w:r>
     </w:p>
-    <w:p>
-      <w:pPr>
-        <w:spacing w:before="260"/>
-        <w:pBdr>
-          <w:bottom w:val="single" w:sz="4" w:space="1" w:color="AAB4C0"/>
-        </w:pBdr>
-      </w:pPr>
-    </w:p>
-    <w:p>
-      <w:pPr>
-        <w:spacing w:before="260"/>
-        <w:pBdr>
-          <w:bottom w:val="single" w:sz="4" w:space="1" w:color="AAB4C0"/>
-        </w:pBdr>
-      </w:pPr>
-    </w:p>
-    <w:p>
-      <w:pPr>
-        <w:spacing w:before="260"/>
-        <w:pBdr>
-          <w:bottom w:val="single" w:sz="4" w:space="1" w:color="AAB4C0"/>
-        </w:pBdr>
-      </w:pPr>
-    </w:p>
+    <w:tbl>
+      <w:tblPr>
+        <w:tblStyle w:val="TableGrid"/>
+        <w:tblW w:type="auto" w:w="0"/>
+        <w:tblLook w:firstColumn="1" w:firstRow="1" w:lastColumn="0" w:lastRow="0" w:noHBand="0" w:noVBand="1" w:val="04A0"/>
+      </w:tblPr>
+      <w:tblGrid>
+        <w:gridCol w:w="8640"/>
+      </w:tblGrid>
+      <w:tr>
+        <w:trPr>
+          <w:trHeight w:val="1020" w:hRule="atLeast"/>
+        </w:trPr>
+        <w:tc>
+          <w:tcPr>
+            <w:tcW w:type="dxa" w:w="8640"/>
+          </w:tcPr>
+          <w:p>
+            <w:pPr>
+              <w:spacing w:before="40"/>
+            </w:pPr>
+          </w:p>
+        </w:tc>
+      </w:tr>
+    </w:tbl>
+    <w:p/>
     <w:p>
       <w:pPr>
         <w:pBdr>
@@ -235,30 +237,32 @@
         <w:t>(AO2)</w:t>
       </w:r>
     </w:p>
-    <w:p>
-      <w:pPr>
-        <w:spacing w:before="260"/>
-        <w:pBdr>
-          <w:bottom w:val="single" w:sz="4" w:space="1" w:color="AAB4C0"/>
-        </w:pBdr>
-      </w:pPr>
-    </w:p>
-    <w:p>
-      <w:pPr>
-        <w:spacing w:before="260"/>
-        <w:pBdr>
-          <w:bottom w:val="single" w:sz="4" w:space="1" w:color="AAB4C0"/>
-        </w:pBdr>
-      </w:pPr>
-    </w:p>
-    <w:p>
-      <w:pPr>
-        <w:spacing w:before="260"/>
-        <w:pBdr>
-          <w:bottom w:val="single" w:sz="4" w:space="1" w:color="AAB4C0"/>
-        </w:pBdr>
-      </w:pPr>
-    </w:p>
+    <w:tbl>
+      <w:tblPr>
+        <w:tblStyle w:val="TableGrid"/>
+        <w:tblW w:type="auto" w:w="0"/>
+        <w:tblLook w:firstColumn="1" w:firstRow="1" w:lastColumn="0" w:lastRow="0" w:noHBand="0" w:noVBand="1" w:val="04A0"/>
+      </w:tblPr>
+      <w:tblGrid>
+        <w:gridCol w:w="8640"/>
+      </w:tblGrid>
+      <w:tr>
+        <w:trPr>
+          <w:trHeight w:val="1020" w:hRule="atLeast"/>
+        </w:trPr>
+        <w:tc>
+          <w:tcPr>
+            <w:tcW w:type="dxa" w:w="8640"/>
+          </w:tcPr>
+          <w:p>
+            <w:pPr>
+              <w:spacing w:before="40"/>
+            </w:pPr>
+          </w:p>
+        </w:tc>
+      </w:tr>
+    </w:tbl>
+    <w:p/>
     <w:p>
       <w:pPr>
         <w:pBdr>
@@ -335,22 +339,32 @@
         <w:t>(AO1)</w:t>
       </w:r>
     </w:p>
-    <w:p>
-      <w:pPr>
-        <w:spacing w:before="260"/>
-        <w:pBdr>
-          <w:bottom w:val="single" w:sz="4" w:space="1" w:color="AAB4C0"/>
-        </w:pBdr>
-      </w:pPr>
-    </w:p>
-    <w:p>
-      <w:pPr>
-        <w:spacing w:before="260"/>
-        <w:pBdr>
-          <w:bottom w:val="single" w:sz="4" w:space="1" w:color="AAB4C0"/>
-        </w:pBdr>
-      </w:pPr>
-    </w:p>
+    <w:tbl>
+      <w:tblPr>
+        <w:tblStyle w:val="TableGrid"/>
+        <w:tblW w:type="auto" w:w="0"/>
+        <w:tblLook w:firstColumn="1" w:firstRow="1" w:lastColumn="0" w:lastRow="0" w:noHBand="0" w:noVBand="1" w:val="04A0"/>
+      </w:tblPr>
+      <w:tblGrid>
+        <w:gridCol w:w="8640"/>
+      </w:tblGrid>
+      <w:tr>
+        <w:trPr>
+          <w:trHeight w:val="680" w:hRule="atLeast"/>
+        </w:trPr>
+        <w:tc>
+          <w:tcPr>
+            <w:tcW w:type="dxa" w:w="8640"/>
+          </w:tcPr>
+          <w:p>
+            <w:pPr>
+              <w:spacing w:before="40"/>
+            </w:pPr>
+          </w:p>
+        </w:tc>
+      </w:tr>
+    </w:tbl>
+    <w:p/>
     <w:p>
       <w:pPr>
         <w:pBdr>
@@ -402,30 +416,32 @@
         <w:t>(AO2)</w:t>
       </w:r>
     </w:p>
-    <w:p>
-      <w:pPr>
-        <w:spacing w:before="260"/>
-        <w:pBdr>
-          <w:bottom w:val="single" w:sz="4" w:space="1" w:color="AAB4C0"/>
-        </w:pBdr>
-      </w:pPr>
-    </w:p>
-    <w:p>
-      <w:pPr>
-        <w:spacing w:before="260"/>
-        <w:pBdr>
-          <w:bottom w:val="single" w:sz="4" w:space="1" w:color="AAB4C0"/>
-        </w:pBdr>
-      </w:pPr>
-    </w:p>
-    <w:p>
-      <w:pPr>
-        <w:spacing w:before="260"/>
-        <w:pBdr>
-          <w:bottom w:val="single" w:sz="4" w:space="1" w:color="AAB4C0"/>
-        </w:pBdr>
-      </w:pPr>
-    </w:p>
+    <w:tbl>
+      <w:tblPr>
+        <w:tblStyle w:val="TableGrid"/>
+        <w:tblW w:type="auto" w:w="0"/>
+        <w:tblLook w:firstColumn="1" w:firstRow="1" w:lastColumn="0" w:lastRow="0" w:noHBand="0" w:noVBand="1" w:val="04A0"/>
+      </w:tblPr>
+      <w:tblGrid>
+        <w:gridCol w:w="8640"/>
+      </w:tblGrid>
+      <w:tr>
+        <w:trPr>
+          <w:trHeight w:val="1020" w:hRule="atLeast"/>
+        </w:trPr>
+        <w:tc>
+          <w:tcPr>
+            <w:tcW w:type="dxa" w:w="8640"/>
+          </w:tcPr>
+          <w:p>
+            <w:pPr>
+              <w:spacing w:before="40"/>
+            </w:pPr>
+          </w:p>
+        </w:tc>
+      </w:tr>
+    </w:tbl>
+    <w:p/>
     <w:p>
       <w:pPr>
         <w:pBdr>
@@ -505,30 +521,32 @@
         <w:t>(AO2)</w:t>
       </w:r>
     </w:p>
-    <w:p>
-      <w:pPr>
-        <w:spacing w:before="260"/>
-        <w:pBdr>
-          <w:bottom w:val="single" w:sz="4" w:space="1" w:color="AAB4C0"/>
-        </w:pBdr>
-      </w:pPr>
-    </w:p>
-    <w:p>
-      <w:pPr>
-        <w:spacing w:before="260"/>
-        <w:pBdr>
-          <w:bottom w:val="single" w:sz="4" w:space="1" w:color="AAB4C0"/>
-        </w:pBdr>
-      </w:pPr>
-    </w:p>
-    <w:p>
-      <w:pPr>
-        <w:spacing w:before="260"/>
-        <w:pBdr>
-          <w:bottom w:val="single" w:sz="4" w:space="1" w:color="AAB4C0"/>
-        </w:pBdr>
-      </w:pPr>
-    </w:p>
+    <w:tbl>
+      <w:tblPr>
+        <w:tblStyle w:val="TableGrid"/>
+        <w:tblW w:type="auto" w:w="0"/>
+        <w:tblLook w:firstColumn="1" w:firstRow="1" w:lastColumn="0" w:lastRow="0" w:noHBand="0" w:noVBand="1" w:val="04A0"/>
+      </w:tblPr>
+      <w:tblGrid>
+        <w:gridCol w:w="8640"/>
+      </w:tblGrid>
+      <w:tr>
+        <w:trPr>
+          <w:trHeight w:val="1020" w:hRule="atLeast"/>
+        </w:trPr>
+        <w:tc>
+          <w:tcPr>
+            <w:tcW w:type="dxa" w:w="8640"/>
+          </w:tcPr>
+          <w:p>
+            <w:pPr>
+              <w:spacing w:before="40"/>
+            </w:pPr>
+          </w:p>
+        </w:tc>
+      </w:tr>
+    </w:tbl>
+    <w:p/>
     <w:p>
       <w:pPr>
         <w:pBdr>
@@ -594,30 +612,32 @@
         <w:t>(AO1/AO2)</w:t>
       </w:r>
     </w:p>
-    <w:p>
-      <w:pPr>
-        <w:spacing w:before="260"/>
-        <w:pBdr>
-          <w:bottom w:val="single" w:sz="4" w:space="1" w:color="AAB4C0"/>
-        </w:pBdr>
-      </w:pPr>
-    </w:p>
-    <w:p>
-      <w:pPr>
-        <w:spacing w:before="260"/>
-        <w:pBdr>
-          <w:bottom w:val="single" w:sz="4" w:space="1" w:color="AAB4C0"/>
-        </w:pBdr>
-      </w:pPr>
-    </w:p>
-    <w:p>
-      <w:pPr>
-        <w:spacing w:before="260"/>
-        <w:pBdr>
-          <w:bottom w:val="single" w:sz="4" w:space="1" w:color="AAB4C0"/>
-        </w:pBdr>
-      </w:pPr>
-    </w:p>
+    <w:tbl>
+      <w:tblPr>
+        <w:tblStyle w:val="TableGrid"/>
+        <w:tblW w:type="auto" w:w="0"/>
+        <w:tblLook w:firstColumn="1" w:firstRow="1" w:lastColumn="0" w:lastRow="0" w:noHBand="0" w:noVBand="1" w:val="04A0"/>
+      </w:tblPr>
+      <w:tblGrid>
+        <w:gridCol w:w="8640"/>
+      </w:tblGrid>
+      <w:tr>
+        <w:trPr>
+          <w:trHeight w:val="1020" w:hRule="atLeast"/>
+        </w:trPr>
+        <w:tc>
+          <w:tcPr>
+            <w:tcW w:type="dxa" w:w="8640"/>
+          </w:tcPr>
+          <w:p>
+            <w:pPr>
+              <w:spacing w:before="40"/>
+            </w:pPr>
+          </w:p>
+        </w:tc>
+      </w:tr>
+    </w:tbl>
+    <w:p/>
     <w:p>
       <w:pPr>
         <w:pBdr>
@@ -725,38 +745,32 @@
         <w:t>(AO2)</w:t>
       </w:r>
     </w:p>
-    <w:p>
-      <w:pPr>
-        <w:spacing w:before="260"/>
-        <w:pBdr>
-          <w:bottom w:val="single" w:sz="4" w:space="1" w:color="AAB4C0"/>
-        </w:pBdr>
-      </w:pPr>
-    </w:p>
-    <w:p>
-      <w:pPr>
-        <w:spacing w:before="260"/>
-        <w:pBdr>
-          <w:bottom w:val="single" w:sz="4" w:space="1" w:color="AAB4C0"/>
-        </w:pBdr>
-      </w:pPr>
-    </w:p>
-    <w:p>
-      <w:pPr>
-        <w:spacing w:before="260"/>
-        <w:pBdr>
-          <w:bottom w:val="single" w:sz="4" w:space="1" w:color="AAB4C0"/>
-        </w:pBdr>
-      </w:pPr>
-    </w:p>
-    <w:p>
-      <w:pPr>
-        <w:spacing w:before="260"/>
-        <w:pBdr>
-          <w:bottom w:val="single" w:sz="4" w:space="1" w:color="AAB4C0"/>
-        </w:pBdr>
-      </w:pPr>
-    </w:p>
+    <w:tbl>
+      <w:tblPr>
+        <w:tblStyle w:val="TableGrid"/>
+        <w:tblW w:type="auto" w:w="0"/>
+        <w:tblLook w:firstColumn="1" w:firstRow="1" w:lastColumn="0" w:lastRow="0" w:noHBand="0" w:noVBand="1" w:val="04A0"/>
+      </w:tblPr>
+      <w:tblGrid>
+        <w:gridCol w:w="8640"/>
+      </w:tblGrid>
+      <w:tr>
+        <w:trPr>
+          <w:trHeight w:val="1360" w:hRule="atLeast"/>
+        </w:trPr>
+        <w:tc>
+          <w:tcPr>
+            <w:tcW w:type="dxa" w:w="8640"/>
+          </w:tcPr>
+          <w:p>
+            <w:pPr>
+              <w:spacing w:before="40"/>
+            </w:pPr>
+          </w:p>
+        </w:tc>
+      </w:tr>
+    </w:tbl>
+    <w:p/>
     <w:p>
       <w:pPr>
         <w:pBdr>
@@ -855,30 +869,32 @@
         <w:t>(AO1)</w:t>
       </w:r>
     </w:p>
-    <w:p>
-      <w:pPr>
-        <w:spacing w:before="260"/>
-        <w:pBdr>
-          <w:bottom w:val="single" w:sz="4" w:space="1" w:color="AAB4C0"/>
-        </w:pBdr>
-      </w:pPr>
-    </w:p>
-    <w:p>
-      <w:pPr>
-        <w:spacing w:before="260"/>
-        <w:pBdr>
-          <w:bottom w:val="single" w:sz="4" w:space="1" w:color="AAB4C0"/>
-        </w:pBdr>
-      </w:pPr>
-    </w:p>
-    <w:p>
-      <w:pPr>
-        <w:spacing w:before="260"/>
-        <w:pBdr>
-          <w:bottom w:val="single" w:sz="4" w:space="1" w:color="AAB4C0"/>
-        </w:pBdr>
-      </w:pPr>
-    </w:p>
+    <w:tbl>
+      <w:tblPr>
+        <w:tblStyle w:val="TableGrid"/>
+        <w:tblW w:type="auto" w:w="0"/>
+        <w:tblLook w:firstColumn="1" w:firstRow="1" w:lastColumn="0" w:lastRow="0" w:noHBand="0" w:noVBand="1" w:val="04A0"/>
+      </w:tblPr>
+      <w:tblGrid>
+        <w:gridCol w:w="8640"/>
+      </w:tblGrid>
+      <w:tr>
+        <w:trPr>
+          <w:trHeight w:val="1020" w:hRule="atLeast"/>
+        </w:trPr>
+        <w:tc>
+          <w:tcPr>
+            <w:tcW w:type="dxa" w:w="8640"/>
+          </w:tcPr>
+          <w:p>
+            <w:pPr>
+              <w:spacing w:before="40"/>
+            </w:pPr>
+          </w:p>
+        </w:tc>
+      </w:tr>
+    </w:tbl>
+    <w:p/>
     <w:p>
       <w:pPr>
         <w:pBdr>
@@ -986,30 +1002,32 @@
         <w:t>(AO1)</w:t>
       </w:r>
     </w:p>
-    <w:p>
-      <w:pPr>
-        <w:spacing w:before="260"/>
-        <w:pBdr>
-          <w:bottom w:val="single" w:sz="4" w:space="1" w:color="AAB4C0"/>
-        </w:pBdr>
-      </w:pPr>
-    </w:p>
-    <w:p>
-      <w:pPr>
-        <w:spacing w:before="260"/>
-        <w:pBdr>
-          <w:bottom w:val="single" w:sz="4" w:space="1" w:color="AAB4C0"/>
-        </w:pBdr>
-      </w:pPr>
-    </w:p>
-    <w:p>
-      <w:pPr>
-        <w:spacing w:before="260"/>
-        <w:pBdr>
-          <w:bottom w:val="single" w:sz="4" w:space="1" w:color="AAB4C0"/>
-        </w:pBdr>
-      </w:pPr>
-    </w:p>
+    <w:tbl>
+      <w:tblPr>
+        <w:tblStyle w:val="TableGrid"/>
+        <w:tblW w:type="auto" w:w="0"/>
+        <w:tblLook w:firstColumn="1" w:firstRow="1" w:lastColumn="0" w:lastRow="0" w:noHBand="0" w:noVBand="1" w:val="04A0"/>
+      </w:tblPr>
+      <w:tblGrid>
+        <w:gridCol w:w="8640"/>
+      </w:tblGrid>
+      <w:tr>
+        <w:trPr>
+          <w:trHeight w:val="1020" w:hRule="atLeast"/>
+        </w:trPr>
+        <w:tc>
+          <w:tcPr>
+            <w:tcW w:type="dxa" w:w="8640"/>
+          </w:tcPr>
+          <w:p>
+            <w:pPr>
+              <w:spacing w:before="40"/>
+            </w:pPr>
+          </w:p>
+        </w:tc>
+      </w:tr>
+    </w:tbl>
+    <w:p/>
     <w:p>
       <w:pPr>
         <w:pBdr>
@@ -1089,30 +1107,32 @@
         <w:t>(AO1)</w:t>
       </w:r>
     </w:p>
-    <w:p>
-      <w:pPr>
-        <w:spacing w:before="260"/>
-        <w:pBdr>
-          <w:bottom w:val="single" w:sz="4" w:space="1" w:color="AAB4C0"/>
-        </w:pBdr>
-      </w:pPr>
-    </w:p>
-    <w:p>
-      <w:pPr>
-        <w:spacing w:before="260"/>
-        <w:pBdr>
-          <w:bottom w:val="single" w:sz="4" w:space="1" w:color="AAB4C0"/>
-        </w:pBdr>
-      </w:pPr>
-    </w:p>
-    <w:p>
-      <w:pPr>
-        <w:spacing w:before="260"/>
-        <w:pBdr>
-          <w:bottom w:val="single" w:sz="4" w:space="1" w:color="AAB4C0"/>
-        </w:pBdr>
-      </w:pPr>
-    </w:p>
+    <w:tbl>
+      <w:tblPr>
+        <w:tblStyle w:val="TableGrid"/>
+        <w:tblW w:type="auto" w:w="0"/>
+        <w:tblLook w:firstColumn="1" w:firstRow="1" w:lastColumn="0" w:lastRow="0" w:noHBand="0" w:noVBand="1" w:val="04A0"/>
+      </w:tblPr>
+      <w:tblGrid>
+        <w:gridCol w:w="8640"/>
+      </w:tblGrid>
+      <w:tr>
+        <w:trPr>
+          <w:trHeight w:val="1020" w:hRule="atLeast"/>
+        </w:trPr>
+        <w:tc>
+          <w:tcPr>
+            <w:tcW w:type="dxa" w:w="8640"/>
+          </w:tcPr>
+          <w:p>
+            <w:pPr>
+              <w:spacing w:before="40"/>
+            </w:pPr>
+          </w:p>
+        </w:tc>
+      </w:tr>
+    </w:tbl>
+    <w:p/>
     <w:p>
       <w:pPr>
         <w:pBdr>

--- a/Course/7 Weekly Plan - Homework and Consolidation (Year 12)/Week 04 (21 Sep) - 1.1.3 IO and storage + 2.1.1 (KA1 feedback)/1 Homework 2.1.1 (typeable).docx
+++ b/Course/7 Weekly Plan - Homework and Consolidation (Year 12)/Week 04 (21 Sep) - 1.1.3 IO and storage + 2.1.1 (KA1 feedback)/1 Homework 2.1.1 (typeable).docx
@@ -290,23 +290,21 @@
           <w:b w:val="0"/>
           <w:i w:val="0"/>
         </w:rPr>
-        <w:t xml:space="preserve"> A zoo wants software to track its animals. A developer suggests creating one general </w:t>
+        <w:t xml:space="preserve"> An airline trains new pilots in a </w:t>
       </w:r>
       <w:r>
         <w:rPr>
-          <w:rFonts w:ascii="Consolas" w:hAnsi="Consolas"/>
-          <w:b w:val="0"/>
+          <w:b/>
           <w:i w:val="0"/>
-          <w:sz w:val="19"/>
         </w:rPr>
-        <w:t>Animal</w:t>
+        <w:t>flight simulator</w:t>
       </w:r>
       <w:r>
         <w:rPr>
           <w:b w:val="0"/>
           <w:i w:val="0"/>
         </w:rPr>
-        <w:t xml:space="preserve"> type used for lions, penguins and snakes alike.</w:t>
+        <w:t xml:space="preserve"> rather than in a real aircraft.</w:t>
       </w:r>
     </w:p>
     <w:p>
@@ -315,84 +313,21 @@
           <w:b w:val="0"/>
           <w:i w:val="0"/>
         </w:rPr>
-        <w:t xml:space="preserve">(a) State which form of abstraction this is. </w:t>
+        <w:t xml:space="preserve">(a) Give </w:t>
       </w:r>
       <w:r>
         <w:rPr>
           <w:b/>
           <w:i w:val="0"/>
         </w:rPr>
-        <w:t>[1]</w:t>
+        <w:t>two</w:t>
       </w:r>
       <w:r>
         <w:rPr>
           <w:b w:val="0"/>
           <w:i w:val="0"/>
         </w:rPr>
-        <w:t xml:space="preserve"> </w:t>
-      </w:r>
-      <w:r>
-        <w:rPr>
-          <w:b w:val="0"/>
-          <w:i/>
-        </w:rPr>
-        <w:t>(AO1)</w:t>
-      </w:r>
-    </w:p>
-    <w:tbl>
-      <w:tblPr>
-        <w:tblStyle w:val="TableGrid"/>
-        <w:tblW w:type="auto" w:w="0"/>
-        <w:tblLook w:firstColumn="1" w:firstRow="1" w:lastColumn="0" w:lastRow="0" w:noHBand="0" w:noVBand="1" w:val="04A0"/>
-      </w:tblPr>
-      <w:tblGrid>
-        <w:gridCol w:w="8640"/>
-      </w:tblGrid>
-      <w:tr>
-        <w:trPr>
-          <w:trHeight w:val="680" w:hRule="atLeast"/>
-        </w:trPr>
-        <w:tc>
-          <w:tcPr>
-            <w:tcW w:type="dxa" w:w="8640"/>
-          </w:tcPr>
-          <w:p>
-            <w:pPr>
-              <w:spacing w:before="40"/>
-            </w:pPr>
-          </w:p>
-        </w:tc>
-      </w:tr>
-    </w:tbl>
-    <w:p/>
-    <w:p>
-      <w:pPr>
-        <w:pBdr>
-          <w:bottom w:val="single" w:sz="6" w:space="1" w:color="AAAAAA"/>
-        </w:pBdr>
-      </w:pPr>
-    </w:p>
-    <w:p>
-      <w:r>
-        <w:rPr>
-          <w:b w:val="0"/>
-          <w:i w:val="0"/>
-        </w:rPr>
-        <w:t xml:space="preserve">(b) Explain </w:t>
-      </w:r>
-      <w:r>
-        <w:rPr>
-          <w:b/>
-          <w:i w:val="0"/>
-        </w:rPr>
-        <w:t>one</w:t>
-      </w:r>
-      <w:r>
-        <w:rPr>
-          <w:b w:val="0"/>
-          <w:i w:val="0"/>
-        </w:rPr>
-        <w:t xml:space="preserve"> benefit this generalised model gives when the zoo later acquires a new species. </w:t>
+        <w:t xml:space="preserve"> ways in which the simulator, as an abstraction, differs from reality. </w:t>
       </w:r>
       <w:r>
         <w:rPr>
@@ -428,6 +363,90 @@
       <w:tr>
         <w:trPr>
           <w:trHeight w:val="1020" w:hRule="atLeast"/>
+        </w:trPr>
+        <w:tc>
+          <w:tcPr>
+            <w:tcW w:type="dxa" w:w="8640"/>
+          </w:tcPr>
+          <w:p>
+            <w:pPr>
+              <w:spacing w:before="40"/>
+            </w:pPr>
+          </w:p>
+        </w:tc>
+      </w:tr>
+    </w:tbl>
+    <w:p/>
+    <w:p>
+      <w:pPr>
+        <w:pBdr>
+          <w:bottom w:val="single" w:sz="6" w:space="1" w:color="AAAAAA"/>
+        </w:pBdr>
+      </w:pPr>
+    </w:p>
+    <w:p>
+      <w:pPr>
+        <w:pBdr>
+          <w:bottom w:val="single" w:sz="6" w:space="1" w:color="AAAAAA"/>
+        </w:pBdr>
+      </w:pPr>
+    </w:p>
+    <w:p>
+      <w:r>
+        <w:rPr>
+          <w:b w:val="0"/>
+          <w:i w:val="0"/>
+        </w:rPr>
+        <w:t xml:space="preserve">(b) Explain </w:t>
+      </w:r>
+      <w:r>
+        <w:rPr>
+          <w:b/>
+          <w:i w:val="0"/>
+        </w:rPr>
+        <w:t>one</w:t>
+      </w:r>
+      <w:r>
+        <w:rPr>
+          <w:b w:val="0"/>
+          <w:i w:val="0"/>
+        </w:rPr>
+        <w:t xml:space="preserve"> reason the simulator is still effective for training pilots despite these differences. </w:t>
+      </w:r>
+      <w:r>
+        <w:rPr>
+          <w:b/>
+          <w:i w:val="0"/>
+        </w:rPr>
+        <w:t>[1]</w:t>
+      </w:r>
+      <w:r>
+        <w:rPr>
+          <w:b w:val="0"/>
+          <w:i w:val="0"/>
+        </w:rPr>
+        <w:t xml:space="preserve"> </w:t>
+      </w:r>
+      <w:r>
+        <w:rPr>
+          <w:b w:val="0"/>
+          <w:i/>
+        </w:rPr>
+        <w:t>(AO2)</w:t>
+      </w:r>
+    </w:p>
+    <w:tbl>
+      <w:tblPr>
+        <w:tblStyle w:val="TableGrid"/>
+        <w:tblW w:type="auto" w:w="0"/>
+        <w:tblLook w:firstColumn="1" w:firstRow="1" w:lastColumn="0" w:lastRow="0" w:noHBand="0" w:noVBand="1" w:val="04A0"/>
+      </w:tblPr>
+      <w:tblGrid>
+        <w:gridCol w:w="8640"/>
+      </w:tblGrid>
+      <w:tr>
+        <w:trPr>
+          <w:trHeight w:val="680" w:hRule="atLeast"/>
         </w:trPr>
         <w:tc>
           <w:tcPr>

--- a/Course/7 Weekly Plan - Homework and Consolidation (Year 12)/Week 04 (21 Sep) - 1.1.3 IO and storage + 2.1.1 (KA1 feedback)/1 Homework 2.1.1 (typeable).docx
+++ b/Course/7 Weekly Plan - Homework and Consolidation (Year 12)/Week 04 (21 Sep) - 1.1.3 IO and storage + 2.1.1 (KA1 feedback)/1 Homework 2.1.1 (typeable).docx
@@ -57,44 +57,7 @@
           <w:b w:val="0"/>
           <w:i w:val="0"/>
         </w:rPr>
-        <w:t xml:space="preserve"> A delivery company is building software to plan driver routes around a city. They model the city as a graph.</w:t>
-      </w:r>
-    </w:p>
-    <w:p>
-      <w:r>
-        <w:rPr>
-          <w:b w:val="0"/>
-          <w:i w:val="0"/>
-        </w:rPr>
-        <w:t xml:space="preserve">(a) State what the </w:t>
-      </w:r>
-      <w:r>
-        <w:rPr>
-          <w:b/>
-          <w:i w:val="0"/>
-        </w:rPr>
-        <w:t>nodes</w:t>
-      </w:r>
-      <w:r>
-        <w:rPr>
-          <w:b w:val="0"/>
-          <w:i w:val="0"/>
-        </w:rPr>
-        <w:t xml:space="preserve"> and what the </w:t>
-      </w:r>
-      <w:r>
-        <w:rPr>
-          <w:b/>
-          <w:i w:val="0"/>
-        </w:rPr>
-        <w:t>edge weights</w:t>
-      </w:r>
-      <w:r>
-        <w:rPr>
-          <w:b w:val="0"/>
-          <w:i w:val="0"/>
-        </w:rPr>
-        <w:t xml:space="preserve"> should represent so the model can find the </w:t>
+        <w:t xml:space="preserve"> A delivery company is building software to plan the </w:t>
       </w:r>
       <w:r>
         <w:rPr>
@@ -108,14 +71,313 @@
           <w:b w:val="0"/>
           <w:i w:val="0"/>
         </w:rPr>
-        <w:t xml:space="preserve"> route. </w:t>
+        <w:t xml:space="preserve"> driver routes around a city. It models the city as a </w:t>
       </w:r>
       <w:r>
         <w:rPr>
           <w:b/>
           <w:i w:val="0"/>
         </w:rPr>
-        <w:t>[2]</w:t>
+        <w:t>graph</w:t>
+      </w:r>
+      <w:r>
+        <w:rPr>
+          <w:b w:val="0"/>
+          <w:i w:val="0"/>
+        </w:rPr>
+        <w:t xml:space="preserve"> (nodes joined by weighted edges).</w:t>
+      </w:r>
+    </w:p>
+    <w:p>
+      <w:r>
+        <w:rPr>
+          <w:b w:val="0"/>
+          <w:i w:val="0"/>
+        </w:rPr>
+        <w:t xml:space="preserve">(a) Complete the table: for each real-world detail, write </w:t>
+      </w:r>
+      <w:r>
+        <w:rPr>
+          <w:b/>
+          <w:i w:val="0"/>
+        </w:rPr>
+        <w:t>Keep</w:t>
+      </w:r>
+      <w:r>
+        <w:rPr>
+          <w:b w:val="0"/>
+          <w:i w:val="0"/>
+        </w:rPr>
+        <w:t xml:space="preserve"> or </w:t>
+      </w:r>
+      <w:r>
+        <w:rPr>
+          <w:b/>
+          <w:i w:val="0"/>
+        </w:rPr>
+        <w:t>Discard</w:t>
+      </w:r>
+      <w:r>
+        <w:rPr>
+          <w:b w:val="0"/>
+          <w:i w:val="0"/>
+        </w:rPr>
+        <w:t xml:space="preserve">, deciding whether the model needs it to find the quickest route. </w:t>
+      </w:r>
+      <w:r>
+        <w:rPr>
+          <w:b/>
+          <w:i w:val="0"/>
+        </w:rPr>
+        <w:t>[3]</w:t>
+      </w:r>
+      <w:r>
+        <w:rPr>
+          <w:b w:val="0"/>
+          <w:i w:val="0"/>
+        </w:rPr>
+        <w:t xml:space="preserve"> </w:t>
+      </w:r>
+      <w:r>
+        <w:rPr>
+          <w:b w:val="0"/>
+          <w:i/>
+        </w:rPr>
+        <w:t>(AO2)</w:t>
+      </w:r>
+    </w:p>
+    <w:tbl>
+      <w:tblPr>
+        <w:tblStyle w:val="TableGrid"/>
+        <w:tblW w:type="auto" w:w="0"/>
+        <w:tblLook w:firstColumn="1" w:firstRow="1" w:lastColumn="0" w:lastRow="0" w:noHBand="0" w:noVBand="1" w:val="04A0"/>
+      </w:tblPr>
+      <w:tblGrid>
+        <w:gridCol w:w="4320"/>
+        <w:gridCol w:w="4320"/>
+      </w:tblGrid>
+      <w:tr>
+        <w:tc>
+          <w:tcPr>
+            <w:tcW w:type="dxa" w:w="4320"/>
+            <w:shd w:fill="D9E2F3"/>
+          </w:tcPr>
+          <w:p>
+            <w:r>
+              <w:rPr>
+                <w:b/>
+              </w:rPr>
+            </w:r>
+            <w:r>
+              <w:rPr>
+                <w:b/>
+                <w:i w:val="0"/>
+              </w:rPr>
+              <w:t>Detail of the city</w:t>
+            </w:r>
+          </w:p>
+        </w:tc>
+        <w:tc>
+          <w:tcPr>
+            <w:tcW w:type="dxa" w:w="4320"/>
+            <w:shd w:fill="D9E2F3"/>
+          </w:tcPr>
+          <w:p>
+            <w:r>
+              <w:rPr>
+                <w:b/>
+              </w:rPr>
+            </w:r>
+            <w:r>
+              <w:rPr>
+                <w:b/>
+                <w:i w:val="0"/>
+              </w:rPr>
+              <w:t>Keep or Discard?</w:t>
+            </w:r>
+          </w:p>
+        </w:tc>
+      </w:tr>
+      <w:tr>
+        <w:tc>
+          <w:tcPr>
+            <w:tcW w:type="dxa" w:w="4320"/>
+          </w:tcPr>
+          <w:p>
+            <w:r/>
+            <w:r>
+              <w:rPr>
+                <w:b w:val="0"/>
+                <w:i w:val="0"/>
+              </w:rPr>
+              <w:t>Locations of junctions and delivery addresses</w:t>
+            </w:r>
+          </w:p>
+        </w:tc>
+        <w:tc>
+          <w:tcPr>
+            <w:tcW w:type="dxa" w:w="4320"/>
+          </w:tcPr>
+          <w:p>
+            <w:r/>
+          </w:p>
+        </w:tc>
+      </w:tr>
+      <w:tr>
+        <w:tc>
+          <w:tcPr>
+            <w:tcW w:type="dxa" w:w="4320"/>
+          </w:tcPr>
+          <w:p>
+            <w:r/>
+            <w:r>
+              <w:rPr>
+                <w:b w:val="0"/>
+                <w:i w:val="0"/>
+              </w:rPr>
+              <w:t>Typical travel time along each road</w:t>
+            </w:r>
+          </w:p>
+        </w:tc>
+        <w:tc>
+          <w:tcPr>
+            <w:tcW w:type="dxa" w:w="4320"/>
+          </w:tcPr>
+          <w:p>
+            <w:r/>
+          </w:p>
+        </w:tc>
+      </w:tr>
+      <w:tr>
+        <w:tc>
+          <w:tcPr>
+            <w:tcW w:type="dxa" w:w="4320"/>
+          </w:tcPr>
+          <w:p>
+            <w:r/>
+            <w:r>
+              <w:rPr>
+                <w:b w:val="0"/>
+                <w:i w:val="0"/>
+              </w:rPr>
+              <w:t>One-way restrictions on roads</w:t>
+            </w:r>
+          </w:p>
+        </w:tc>
+        <w:tc>
+          <w:tcPr>
+            <w:tcW w:type="dxa" w:w="4320"/>
+          </w:tcPr>
+          <w:p>
+            <w:r/>
+          </w:p>
+        </w:tc>
+      </w:tr>
+      <w:tr>
+        <w:tc>
+          <w:tcPr>
+            <w:tcW w:type="dxa" w:w="4320"/>
+          </w:tcPr>
+          <w:p>
+            <w:r/>
+            <w:r>
+              <w:rPr>
+                <w:b w:val="0"/>
+                <w:i w:val="0"/>
+              </w:rPr>
+              <w:t>Street names</w:t>
+            </w:r>
+          </w:p>
+        </w:tc>
+        <w:tc>
+          <w:tcPr>
+            <w:tcW w:type="dxa" w:w="4320"/>
+          </w:tcPr>
+          <w:p>
+            <w:r/>
+          </w:p>
+        </w:tc>
+      </w:tr>
+      <w:tr>
+        <w:tc>
+          <w:tcPr>
+            <w:tcW w:type="dxa" w:w="4320"/>
+          </w:tcPr>
+          <w:p>
+            <w:r/>
+            <w:r>
+              <w:rPr>
+                <w:b w:val="0"/>
+                <w:i w:val="0"/>
+              </w:rPr>
+              <w:t>Colours of the buildings</w:t>
+            </w:r>
+          </w:p>
+        </w:tc>
+        <w:tc>
+          <w:tcPr>
+            <w:tcW w:type="dxa" w:w="4320"/>
+          </w:tcPr>
+          <w:p>
+            <w:r/>
+          </w:p>
+        </w:tc>
+      </w:tr>
+      <w:tr>
+        <w:tc>
+          <w:tcPr>
+            <w:tcW w:type="dxa" w:w="4320"/>
+          </w:tcPr>
+          <w:p>
+            <w:r/>
+            <w:r>
+              <w:rPr>
+                <w:b w:val="0"/>
+                <w:i w:val="0"/>
+              </w:rPr>
+              <w:t>Texture of each road's surface</w:t>
+            </w:r>
+          </w:p>
+        </w:tc>
+        <w:tc>
+          <w:tcPr>
+            <w:tcW w:type="dxa" w:w="4320"/>
+          </w:tcPr>
+          <w:p>
+            <w:r/>
+          </w:p>
+        </w:tc>
+      </w:tr>
+    </w:tbl>
+    <w:p/>
+    <w:p>
+      <w:r>
+        <w:rPr>
+          <w:b w:val="0"/>
+          <w:i w:val="0"/>
+        </w:rPr>
+        <w:t xml:space="preserve">(b) Explain </w:t>
+      </w:r>
+      <w:r>
+        <w:rPr>
+          <w:b/>
+          <w:i w:val="0"/>
+        </w:rPr>
+        <w:t>one</w:t>
+      </w:r>
+      <w:r>
+        <w:rPr>
+          <w:b w:val="0"/>
+          <w:i w:val="0"/>
+        </w:rPr>
+        <w:t xml:space="preserve"> way discarding the irrelevant details helps the developers. </w:t>
+      </w:r>
+      <w:r>
+        <w:rPr>
+          <w:b/>
+          <w:i w:val="0"/>
+        </w:rPr>
+        <w:t>[1]</w:t>
       </w:r>
       <w:r>
         <w:rPr>
@@ -143,7 +405,7 @@
       </w:tblGrid>
       <w:tr>
         <w:trPr>
-          <w:trHeight w:val="1020" w:hRule="atLeast"/>
+          <w:trHeight w:val="680" w:hRule="atLeast"/>
         </w:trPr>
         <w:tc>
           <w:tcPr>
@@ -159,11 +421,55 @@
     </w:tbl>
     <w:p/>
     <w:p>
-      <w:pPr>
-        <w:pBdr>
-          <w:bottom w:val="single" w:sz="6" w:space="1" w:color="AAAAAA"/>
-        </w:pBdr>
-      </w:pPr>
+      <w:r>
+        <w:rPr>
+          <w:b/>
+          <w:i w:val="0"/>
+        </w:rPr>
+        <w:t>2.</w:t>
+      </w:r>
+      <w:r>
+        <w:rPr>
+          <w:b w:val="0"/>
+          <w:i w:val="0"/>
+        </w:rPr>
+        <w:t xml:space="preserve"> Complete the paragraph using words from the word bank. Each word may be used at most once; </w:t>
+      </w:r>
+      <w:r>
+        <w:rPr>
+          <w:b/>
+          <w:i w:val="0"/>
+        </w:rPr>
+        <w:t>three</w:t>
+      </w:r>
+      <w:r>
+        <w:rPr>
+          <w:b w:val="0"/>
+          <w:i w:val="0"/>
+        </w:rPr>
+        <w:t xml:space="preserve"> words are not needed. </w:t>
+      </w:r>
+      <w:r>
+        <w:rPr>
+          <w:b/>
+          <w:i w:val="0"/>
+        </w:rPr>
+        <w:t>[3]</w:t>
+      </w:r>
+      <w:r>
+        <w:rPr>
+          <w:b w:val="0"/>
+          <w:i w:val="0"/>
+        </w:rPr>
+        <w:t xml:space="preserve"> </w:t>
+      </w:r>
+      <w:r>
+        <w:rPr>
+          <w:b w:val="0"/>
+          <w:i/>
+        </w:rPr>
+        <w:t>(AO1)</w:t>
+      </w:r>
     </w:p>
     <w:p>
       <w:r>
@@ -171,7 +477,104 @@
           <w:b w:val="0"/>
           <w:i w:val="0"/>
         </w:rPr>
-        <w:t xml:space="preserve">(b) Name </w:t>
+        <w:t>Abstraction means removing or hiding __________ detail so that a model contains only what matters for its __________. A weather app that shows the public a simple sun/cloud/rain icon is presenting a __________-level abstraction than the grid of pressure, temperature and humidity values used inside the system. A model does not have to copy reality exactly: a flight simulator keeps the __________ and instrument responses that pilots must learn, while removing the real __________ of a crash. Splitting a problem into smaller sub-problems is a different computational-thinking skill called __________.</w:t>
+      </w:r>
+    </w:p>
+    <w:p>
+      <w:r>
+        <w:rPr>
+          <w:b/>
+          <w:i w:val="0"/>
+        </w:rPr>
+        <w:t>Word bank:</w:t>
+      </w:r>
+      <w:r>
+        <w:rPr>
+          <w:b w:val="0"/>
+          <w:i w:val="0"/>
+        </w:rPr>
+        <w:t xml:space="preserve"> unnecessary · purpose · higher · lower · controls · danger · decomposition · abstraction · hardware</w:t>
+      </w:r>
+    </w:p>
+    <w:p>
+      <w:r>
+        <w:rPr>
+          <w:b/>
+          <w:i w:val="0"/>
+        </w:rPr>
+        <w:t>3.</w:t>
+      </w:r>
+      <w:r>
+        <w:rPr>
+          <w:b w:val="0"/>
+          <w:i w:val="0"/>
+        </w:rPr>
+        <w:t xml:space="preserve"> A student says: "To design this chess app I'll use abstraction — I'll split it into a move-checker, a board-display and a save-game part." The student has used the wrong term.</w:t>
+      </w:r>
+    </w:p>
+    <w:p>
+      <w:r>
+        <w:rPr>
+          <w:b w:val="0"/>
+          <w:i w:val="0"/>
+        </w:rPr>
+        <w:t xml:space="preserve">(a) Name the computational-thinking skill the student is actually describing, and state what that skill involves. </w:t>
+      </w:r>
+      <w:r>
+        <w:rPr>
+          <w:b/>
+          <w:i w:val="0"/>
+        </w:rPr>
+        <w:t>[1]</w:t>
+      </w:r>
+      <w:r>
+        <w:rPr>
+          <w:b w:val="0"/>
+          <w:i w:val="0"/>
+        </w:rPr>
+        <w:t xml:space="preserve"> </w:t>
+      </w:r>
+      <w:r>
+        <w:rPr>
+          <w:b w:val="0"/>
+          <w:i/>
+        </w:rPr>
+        <w:t>(AO1)</w:t>
+      </w:r>
+    </w:p>
+    <w:tbl>
+      <w:tblPr>
+        <w:tblStyle w:val="TableGrid"/>
+        <w:tblW w:type="auto" w:w="0"/>
+        <w:tblLook w:firstColumn="1" w:firstRow="1" w:lastColumn="0" w:lastRow="0" w:noHBand="0" w:noVBand="1" w:val="04A0"/>
+      </w:tblPr>
+      <w:tblGrid>
+        <w:gridCol w:w="8640"/>
+      </w:tblGrid>
+      <w:tr>
+        <w:trPr>
+          <w:trHeight w:val="680" w:hRule="atLeast"/>
+        </w:trPr>
+        <w:tc>
+          <w:tcPr>
+            <w:tcW w:type="dxa" w:w="8640"/>
+          </w:tcPr>
+          <w:p>
+            <w:pPr>
+              <w:spacing w:before="40"/>
+            </w:pPr>
+          </w:p>
+        </w:tc>
+      </w:tr>
+    </w:tbl>
+    <w:p/>
+    <w:p>
+      <w:r>
+        <w:rPr>
+          <w:b w:val="0"/>
+          <w:i w:val="0"/>
+        </w:rPr>
+        <w:t xml:space="preserve">(b) Give </w:t>
       </w:r>
       <w:r>
         <w:rPr>
@@ -185,42 +588,28 @@
           <w:b w:val="0"/>
           <w:i w:val="0"/>
         </w:rPr>
-        <w:t xml:space="preserve"> real-world detail about the streets that the model can safely </w:t>
+        <w:t xml:space="preserve"> genuine example of how </w:t>
       </w:r>
       <w:r>
         <w:rPr>
           <w:b/>
           <w:i w:val="0"/>
         </w:rPr>
-        <w:t>discard</w:t>
+        <w:t>abstraction</w:t>
       </w:r>
       <w:r>
         <w:rPr>
           <w:b w:val="0"/>
           <w:i w:val="0"/>
         </w:rPr>
-        <w:t xml:space="preserve">, and justify why it is irrelevant to </w:t>
-      </w:r>
-      <w:r>
-        <w:rPr>
-          <w:b w:val="0"/>
-          <w:i/>
-        </w:rPr>
-        <w:t>this</w:t>
-      </w:r>
-      <w:r>
-        <w:rPr>
-          <w:b w:val="0"/>
-          <w:i w:val="0"/>
-        </w:rPr>
-        <w:t xml:space="preserve"> problem. </w:t>
+        <w:t xml:space="preserve"> could be used in the chess app. </w:t>
       </w:r>
       <w:r>
         <w:rPr>
           <w:b/>
           <w:i w:val="0"/>
         </w:rPr>
-        <w:t>[2]</w:t>
+        <w:t>[1]</w:t>
       </w:r>
       <w:r>
         <w:rPr>
@@ -248,7 +637,7 @@
       </w:tblGrid>
       <w:tr>
         <w:trPr>
-          <w:trHeight w:val="1020" w:hRule="atLeast"/>
+          <w:trHeight w:val="680" w:hRule="atLeast"/>
         </w:trPr>
         <w:tc>
           <w:tcPr>
@@ -264,26 +653,12 @@
     </w:tbl>
     <w:p/>
     <w:p>
-      <w:pPr>
-        <w:pBdr>
-          <w:bottom w:val="single" w:sz="6" w:space="1" w:color="AAAAAA"/>
-        </w:pBdr>
-      </w:pPr>
-    </w:p>
-    <w:p>
-      <w:pPr>
-        <w:pBdr>
-          <w:bottom w:val="single" w:sz="6" w:space="1" w:color="AAAAAA"/>
-        </w:pBdr>
-      </w:pPr>
-    </w:p>
-    <w:p>
       <w:r>
         <w:rPr>
           <w:b/>
           <w:i w:val="0"/>
         </w:rPr>
-        <w:t>2.</w:t>
+        <w:t>4.</w:t>
       </w:r>
       <w:r>
         <w:rPr>
@@ -378,20 +753,6 @@
     </w:tbl>
     <w:p/>
     <w:p>
-      <w:pPr>
-        <w:pBdr>
-          <w:bottom w:val="single" w:sz="6" w:space="1" w:color="AAAAAA"/>
-        </w:pBdr>
-      </w:pPr>
-    </w:p>
-    <w:p>
-      <w:pPr>
-        <w:pBdr>
-          <w:bottom w:val="single" w:sz="6" w:space="1" w:color="AAAAAA"/>
-        </w:pBdr>
-      </w:pPr>
-    </w:p>
-    <w:p>
       <w:r>
         <w:rPr>
           <w:b w:val="0"/>
@@ -462,61 +823,75 @@
     </w:tbl>
     <w:p/>
     <w:p>
-      <w:pPr>
-        <w:pBdr>
-          <w:bottom w:val="single" w:sz="6" w:space="1" w:color="AAAAAA"/>
-        </w:pBdr>
-      </w:pPr>
-    </w:p>
-    <w:p>
-      <w:pPr>
-        <w:pBdr>
-          <w:bottom w:val="single" w:sz="6" w:space="1" w:color="AAAAAA"/>
-        </w:pBdr>
-      </w:pPr>
-    </w:p>
-    <w:p>
       <w:r>
         <w:rPr>
           <w:b/>
           <w:i w:val="0"/>
         </w:rPr>
-        <w:t>3.</w:t>
+        <w:t>5.</w:t>
       </w:r>
       <w:r>
         <w:rPr>
           <w:b w:val="0"/>
           <w:i w:val="0"/>
         </w:rPr>
-        <w:t xml:space="preserve"> A weather app shows the public a simple sun/cloud/rain icon for each day, while the underlying system models air pressure, temperature and humidity across a grid. Explain how </w:t>
+        <w:t xml:space="preserve"> A theme park is building an app to model the queue for a ride. State </w:t>
       </w:r>
       <w:r>
         <w:rPr>
           <w:b/>
           <w:i w:val="0"/>
         </w:rPr>
-        <w:t>abstraction</w:t>
+        <w:t>one</w:t>
       </w:r>
       <w:r>
         <w:rPr>
           <w:b w:val="0"/>
           <w:i w:val="0"/>
         </w:rPr>
-        <w:t xml:space="preserve"> is being used to present information to the </w:t>
+        <w:t xml:space="preserve"> detail about a visitor the model should </w:t>
       </w:r>
       <w:r>
         <w:rPr>
-          <w:b w:val="0"/>
-          <w:i/>
+          <w:b/>
+          <w:i w:val="0"/>
         </w:rPr>
-        <w:t>user</w:t>
+        <w:t>keep</w:t>
       </w:r>
       <w:r>
         <w:rPr>
           <w:b w:val="0"/>
           <w:i w:val="0"/>
         </w:rPr>
-        <w:t xml:space="preserve">, and why this is appropriate for them. </w:t>
+        <w:t xml:space="preserve"> and </w:t>
+      </w:r>
+      <w:r>
+        <w:rPr>
+          <w:b/>
+          <w:i w:val="0"/>
+        </w:rPr>
+        <w:t>one</w:t>
+      </w:r>
+      <w:r>
+        <w:rPr>
+          <w:b w:val="0"/>
+          <w:i w:val="0"/>
+        </w:rPr>
+        <w:t xml:space="preserve"> it should </w:t>
+      </w:r>
+      <w:r>
+        <w:rPr>
+          <w:b/>
+          <w:i w:val="0"/>
+        </w:rPr>
+        <w:t>discard</w:t>
+      </w:r>
+      <w:r>
+        <w:rPr>
+          <w:b w:val="0"/>
+          <w:i w:val="0"/>
+        </w:rPr>
+        <w:t xml:space="preserve">, justifying why the discarded detail is irrelevant to this model. </w:t>
       </w:r>
       <w:r>
         <w:rPr>
@@ -566,251 +941,6 @@
       </w:tr>
     </w:tbl>
     <w:p/>
-    <w:p>
-      <w:pPr>
-        <w:pBdr>
-          <w:bottom w:val="single" w:sz="6" w:space="1" w:color="AAAAAA"/>
-        </w:pBdr>
-      </w:pPr>
-    </w:p>
-    <w:p>
-      <w:pPr>
-        <w:pBdr>
-          <w:bottom w:val="single" w:sz="6" w:space="1" w:color="AAAAAA"/>
-        </w:pBdr>
-      </w:pPr>
-    </w:p>
-    <w:p>
-      <w:r>
-        <w:rPr>
-          <w:b/>
-          <w:i w:val="0"/>
-        </w:rPr>
-        <w:t>4.</w:t>
-      </w:r>
-      <w:r>
-        <w:rPr>
-          <w:b w:val="0"/>
-          <w:i w:val="0"/>
-        </w:rPr>
-        <w:t xml:space="preserve"> A student says: "To design this chess app I'll use abstraction — I'll split it into a move-checker, a board-display and a save-game part." Explain why this statement is </w:t>
-      </w:r>
-      <w:r>
-        <w:rPr>
-          <w:b/>
-          <w:i w:val="0"/>
-        </w:rPr>
-        <w:t>wrong</w:t>
-      </w:r>
-      <w:r>
-        <w:rPr>
-          <w:b w:val="0"/>
-          <w:i w:val="0"/>
-        </w:rPr>
-        <w:t xml:space="preserve">, and name the skill the student is actually describing. </w:t>
-      </w:r>
-      <w:r>
-        <w:rPr>
-          <w:b/>
-          <w:i w:val="0"/>
-        </w:rPr>
-        <w:t>[2]</w:t>
-      </w:r>
-      <w:r>
-        <w:rPr>
-          <w:b w:val="0"/>
-          <w:i w:val="0"/>
-        </w:rPr>
-        <w:t xml:space="preserve"> </w:t>
-      </w:r>
-      <w:r>
-        <w:rPr>
-          <w:b w:val="0"/>
-          <w:i/>
-        </w:rPr>
-        <w:t>(AO1/AO2)</w:t>
-      </w:r>
-    </w:p>
-    <w:tbl>
-      <w:tblPr>
-        <w:tblStyle w:val="TableGrid"/>
-        <w:tblW w:type="auto" w:w="0"/>
-        <w:tblLook w:firstColumn="1" w:firstRow="1" w:lastColumn="0" w:lastRow="0" w:noHBand="0" w:noVBand="1" w:val="04A0"/>
-      </w:tblPr>
-      <w:tblGrid>
-        <w:gridCol w:w="8640"/>
-      </w:tblGrid>
-      <w:tr>
-        <w:trPr>
-          <w:trHeight w:val="1020" w:hRule="atLeast"/>
-        </w:trPr>
-        <w:tc>
-          <w:tcPr>
-            <w:tcW w:type="dxa" w:w="8640"/>
-          </w:tcPr>
-          <w:p>
-            <w:pPr>
-              <w:spacing w:before="40"/>
-            </w:pPr>
-          </w:p>
-        </w:tc>
-      </w:tr>
-    </w:tbl>
-    <w:p/>
-    <w:p>
-      <w:pPr>
-        <w:pBdr>
-          <w:bottom w:val="single" w:sz="6" w:space="1" w:color="AAAAAA"/>
-        </w:pBdr>
-      </w:pPr>
-    </w:p>
-    <w:p>
-      <w:pPr>
-        <w:pBdr>
-          <w:bottom w:val="single" w:sz="6" w:space="1" w:color="AAAAAA"/>
-        </w:pBdr>
-      </w:pPr>
-    </w:p>
-    <w:p>
-      <w:r>
-        <w:rPr>
-          <w:b/>
-          <w:i w:val="0"/>
-        </w:rPr>
-        <w:t>5.</w:t>
-      </w:r>
-      <w:r>
-        <w:rPr>
-          <w:b w:val="0"/>
-          <w:i w:val="0"/>
-        </w:rPr>
-        <w:t xml:space="preserve"> A theme park is building an app to model the queue for a ride. List </w:t>
-      </w:r>
-      <w:r>
-        <w:rPr>
-          <w:b/>
-          <w:i w:val="0"/>
-        </w:rPr>
-        <w:t>two</w:t>
-      </w:r>
-      <w:r>
-        <w:rPr>
-          <w:b w:val="0"/>
-          <w:i w:val="0"/>
-        </w:rPr>
-        <w:t xml:space="preserve"> details about a visitor the model should </w:t>
-      </w:r>
-      <w:r>
-        <w:rPr>
-          <w:b/>
-          <w:i w:val="0"/>
-        </w:rPr>
-        <w:t>keep</w:t>
-      </w:r>
-      <w:r>
-        <w:rPr>
-          <w:b w:val="0"/>
-          <w:i w:val="0"/>
-        </w:rPr>
-        <w:t xml:space="preserve">, and </w:t>
-      </w:r>
-      <w:r>
-        <w:rPr>
-          <w:b/>
-          <w:i w:val="0"/>
-        </w:rPr>
-        <w:t>one</w:t>
-      </w:r>
-      <w:r>
-        <w:rPr>
-          <w:b w:val="0"/>
-          <w:i w:val="0"/>
-        </w:rPr>
-        <w:t xml:space="preserve"> it should </w:t>
-      </w:r>
-      <w:r>
-        <w:rPr>
-          <w:b/>
-          <w:i w:val="0"/>
-        </w:rPr>
-        <w:t>discard</w:t>
-      </w:r>
-      <w:r>
-        <w:rPr>
-          <w:b w:val="0"/>
-          <w:i w:val="0"/>
-        </w:rPr>
-        <w:t xml:space="preserve">, justifying the discard. Then explain in one sentence why removing irrelevant detail helps the developers. </w:t>
-      </w:r>
-      <w:r>
-        <w:rPr>
-          <w:b/>
-          <w:i w:val="0"/>
-        </w:rPr>
-        <w:t>[3]</w:t>
-      </w:r>
-      <w:r>
-        <w:rPr>
-          <w:b w:val="0"/>
-          <w:i w:val="0"/>
-        </w:rPr>
-        <w:t xml:space="preserve"> </w:t>
-      </w:r>
-      <w:r>
-        <w:rPr>
-          <w:b w:val="0"/>
-          <w:i/>
-        </w:rPr>
-        <w:t>(AO2)</w:t>
-      </w:r>
-    </w:p>
-    <w:tbl>
-      <w:tblPr>
-        <w:tblStyle w:val="TableGrid"/>
-        <w:tblW w:type="auto" w:w="0"/>
-        <w:tblLook w:firstColumn="1" w:firstRow="1" w:lastColumn="0" w:lastRow="0" w:noHBand="0" w:noVBand="1" w:val="04A0"/>
-      </w:tblPr>
-      <w:tblGrid>
-        <w:gridCol w:w="8640"/>
-      </w:tblGrid>
-      <w:tr>
-        <w:trPr>
-          <w:trHeight w:val="1360" w:hRule="atLeast"/>
-        </w:trPr>
-        <w:tc>
-          <w:tcPr>
-            <w:tcW w:type="dxa" w:w="8640"/>
-          </w:tcPr>
-          <w:p>
-            <w:pPr>
-              <w:spacing w:before="40"/>
-            </w:pPr>
-          </w:p>
-        </w:tc>
-      </w:tr>
-    </w:tbl>
-    <w:p/>
-    <w:p>
-      <w:pPr>
-        <w:pBdr>
-          <w:bottom w:val="single" w:sz="6" w:space="1" w:color="AAAAAA"/>
-        </w:pBdr>
-      </w:pPr>
-    </w:p>
-    <w:p>
-      <w:pPr>
-        <w:pBdr>
-          <w:bottom w:val="single" w:sz="6" w:space="1" w:color="AAAAAA"/>
-        </w:pBdr>
-      </w:pPr>
-    </w:p>
-    <w:p>
-      <w:pPr>
-        <w:pBdr>
-          <w:bottom w:val="single" w:sz="6" w:space="1" w:color="AAAAAA"/>
-        </w:pBdr>
-      </w:pPr>
-    </w:p>
     <w:p>
       <w:pPr>
         <w:pStyle w:val="Heading2"/>
@@ -914,20 +1044,6 @@
       </w:tr>
     </w:tbl>
     <w:p/>
-    <w:p>
-      <w:pPr>
-        <w:pBdr>
-          <w:bottom w:val="single" w:sz="6" w:space="1" w:color="AAAAAA"/>
-        </w:pBdr>
-      </w:pPr>
-    </w:p>
-    <w:p>
-      <w:pPr>
-        <w:pBdr>
-          <w:bottom w:val="single" w:sz="6" w:space="1" w:color="AAAAAA"/>
-        </w:pBdr>
-      </w:pPr>
-    </w:p>
     <w:p>
       <w:r>
         <w:rPr>
@@ -1048,20 +1164,6 @@
     </w:tbl>
     <w:p/>
     <w:p>
-      <w:pPr>
-        <w:pBdr>
-          <w:bottom w:val="single" w:sz="6" w:space="1" w:color="AAAAAA"/>
-        </w:pBdr>
-      </w:pPr>
-    </w:p>
-    <w:p>
-      <w:pPr>
-        <w:pBdr>
-          <w:bottom w:val="single" w:sz="6" w:space="1" w:color="AAAAAA"/>
-        </w:pBdr>
-      </w:pPr>
-    </w:p>
-    <w:p>
       <w:r>
         <w:rPr>
           <w:b/>
@@ -1152,20 +1254,6 @@
       </w:tr>
     </w:tbl>
     <w:p/>
-    <w:p>
-      <w:pPr>
-        <w:pBdr>
-          <w:bottom w:val="single" w:sz="6" w:space="1" w:color="AAAAAA"/>
-        </w:pBdr>
-      </w:pPr>
-    </w:p>
-    <w:p>
-      <w:pPr>
-        <w:pBdr>
-          <w:bottom w:val="single" w:sz="6" w:space="1" w:color="AAAAAA"/>
-        </w:pBdr>
-      </w:pPr>
-    </w:p>
     <w:p>
       <w:pPr>
         <w:pBdr>
